--- a/Ystav.docx
+++ b/Ystav.docx
@@ -21,6 +21,36 @@
           <w:lang w:val="ru-RU"/>
         </w:rPr>
         <w:t>УСТАВ ПРОЕКТА</w:t>
+      </w:r>
+      <w:r>
+        <w:rPr>
+          <w:rFonts w:ascii="Times New Roman" w:hAnsi="Times New Roman"/>
+          <w:sz w:val="22"/>
+          <w:szCs w:val="22"/>
+        </w:rPr>
+        <w:t xml:space="preserve"> </w:t>
+      </w:r>
+      <w:r>
+        <w:rPr>
+          <w:rFonts w:ascii="Times New Roman" w:hAnsi="Times New Roman"/>
+          <w:sz w:val="22"/>
+          <w:szCs w:val="22"/>
+          <w:highlight w:val="yellow"/>
+          <w:lang w:val="ru-RU"/>
+        </w:rPr>
+        <w:t>СТАРАЯ</w:t>
+      </w:r>
+      <w:bookmarkStart w:id="0" w:name="_GoBack"/>
+      <w:bookmarkEnd w:id="0"/>
+      <w:r>
+        <w:rPr>
+          <w:rFonts w:ascii="Times New Roman" w:hAnsi="Times New Roman"/>
+          <w:sz w:val="22"/>
+          <w:szCs w:val="22"/>
+          <w:highlight w:val="yellow"/>
+          <w:lang w:val="ru-RU"/>
+        </w:rPr>
+        <w:t xml:space="preserve"> ВЕРСИЯ</w:t>
       </w:r>
     </w:p>
     <w:p>
@@ -52,12 +82,6 @@
         <w:gridCol w:w="9356"/>
       </w:tblGrid>
       <w:tr>
-        <w:tblPrEx>
-          <w:tblCellMar>
-            <w:top w:w="0" w:type="dxa"/>
-            <w:bottom w:w="0" w:type="dxa"/>
-          </w:tblCellMar>
-        </w:tblPrEx>
         <w:trPr>
           <w:cantSplit/>
         </w:trPr>
@@ -120,12 +144,6 @@
         <w:gridCol w:w="6946"/>
       </w:tblGrid>
       <w:tr>
-        <w:tblPrEx>
-          <w:tblCellMar>
-            <w:top w:w="0" w:type="dxa"/>
-            <w:bottom w:w="0" w:type="dxa"/>
-          </w:tblCellMar>
-        </w:tblPrEx>
         <w:tc>
           <w:tcPr>
             <w:tcW w:w="2410" w:type="dxa"/>
@@ -183,12 +201,6 @@
         </w:tc>
       </w:tr>
       <w:tr>
-        <w:tblPrEx>
-          <w:tblCellMar>
-            <w:top w:w="0" w:type="dxa"/>
-            <w:bottom w:w="0" w:type="dxa"/>
-          </w:tblCellMar>
-        </w:tblPrEx>
         <w:tc>
           <w:tcPr>
             <w:tcW w:w="2410" w:type="dxa"/>
@@ -246,12 +258,6 @@
         </w:tc>
       </w:tr>
       <w:tr>
-        <w:tblPrEx>
-          <w:tblCellMar>
-            <w:top w:w="0" w:type="dxa"/>
-            <w:bottom w:w="0" w:type="dxa"/>
-          </w:tblCellMar>
-        </w:tblPrEx>
         <w:tc>
           <w:tcPr>
             <w:tcW w:w="2410" w:type="dxa"/>
@@ -373,12 +379,6 @@
         <w:gridCol w:w="6237"/>
       </w:tblGrid>
       <w:tr>
-        <w:tblPrEx>
-          <w:tblCellMar>
-            <w:top w:w="0" w:type="dxa"/>
-            <w:bottom w:w="0" w:type="dxa"/>
-          </w:tblCellMar>
-        </w:tblPrEx>
         <w:trPr>
           <w:cantSplit/>
           <w:tblHeader/>
@@ -420,12 +420,6 @@
         </w:tc>
       </w:tr>
       <w:tr>
-        <w:tblPrEx>
-          <w:tblCellMar>
-            <w:top w:w="0" w:type="dxa"/>
-            <w:bottom w:w="0" w:type="dxa"/>
-          </w:tblCellMar>
-        </w:tblPrEx>
         <w:trPr>
           <w:tblHeader/>
         </w:trPr>
@@ -547,12 +541,6 @@
         </w:tc>
       </w:tr>
       <w:tr>
-        <w:tblPrEx>
-          <w:tblCellMar>
-            <w:top w:w="0" w:type="dxa"/>
-            <w:bottom w:w="0" w:type="dxa"/>
-          </w:tblCellMar>
-        </w:tblPrEx>
         <w:tc>
           <w:tcPr>
             <w:tcW w:w="1078" w:type="dxa"/>
@@ -692,12 +680,6 @@
         </w:tc>
       </w:tr>
       <w:tr>
-        <w:tblPrEx>
-          <w:tblCellMar>
-            <w:top w:w="0" w:type="dxa"/>
-            <w:bottom w:w="0" w:type="dxa"/>
-          </w:tblCellMar>
-        </w:tblPrEx>
         <w:tc>
           <w:tcPr>
             <w:tcW w:w="1078" w:type="dxa"/>
@@ -718,15 +700,6 @@
                 <w:lang w:val="ru-RU"/>
               </w:rPr>
             </w:pPr>
-            <w:r>
-              <w:rPr>
-                <w:rFonts w:ascii="Times New Roman" w:hAnsi="Times New Roman"/>
-                <w:sz w:val="22"/>
-                <w:szCs w:val="22"/>
-                <w:lang w:val="ru-RU"/>
-              </w:rPr>
-              <w:t>2.0</w:t>
-            </w:r>
           </w:p>
         </w:tc>
         <w:tc>
@@ -749,23 +722,6 @@
                 <w:szCs w:val="22"/>
               </w:rPr>
             </w:pPr>
-            <w:r>
-              <w:rPr>
-                <w:rFonts w:ascii="Times New Roman" w:hAnsi="Times New Roman"/>
-                <w:sz w:val="22"/>
-                <w:szCs w:val="22"/>
-                <w:lang w:val="ru-RU"/>
-              </w:rPr>
-              <w:t>30</w:t>
-            </w:r>
-            <w:r>
-              <w:rPr>
-                <w:rFonts w:ascii="Times New Roman" w:hAnsi="Times New Roman"/>
-                <w:sz w:val="22"/>
-                <w:szCs w:val="22"/>
-              </w:rPr>
-              <w:t>/09/2025</w:t>
-            </w:r>
           </w:p>
         </w:tc>
         <w:tc>
@@ -787,15 +743,6 @@
                 <w:lang w:val="ru-RU"/>
               </w:rPr>
             </w:pPr>
-            <w:r>
-              <w:rPr>
-                <w:rFonts w:ascii="Times New Roman" w:hAnsi="Times New Roman"/>
-                <w:sz w:val="22"/>
-                <w:szCs w:val="22"/>
-                <w:lang w:val="ru-RU"/>
-              </w:rPr>
-              <w:t>Вторая версия устава</w:t>
-            </w:r>
           </w:p>
         </w:tc>
       </w:tr>
@@ -945,10 +892,7 @@
         <w:t>.</w:t>
       </w:r>
     </w:p>
-    <w:p>
-      <w:bookmarkStart w:id="0" w:name="_GoBack"/>
-      <w:bookmarkEnd w:id="0"/>
-    </w:p>
+    <w:p/>
     <w:sectPr>
       <w:pgSz w:w="11906" w:h="16838"/>
       <w:pgMar w:top="1134" w:right="850" w:bottom="1134" w:left="1701" w:header="708" w:footer="708" w:gutter="0"/>

--- a/Ystav.docx
+++ b/Ystav.docx
@@ -21,6 +21,26 @@
           <w:lang w:val="ru-RU"/>
         </w:rPr>
         <w:t>УСТАВ ПРОЕКТА</w:t>
+      </w:r>
+      <w:r>
+        <w:rPr>
+          <w:rFonts w:ascii="Times New Roman" w:hAnsi="Times New Roman"/>
+          <w:sz w:val="22"/>
+          <w:szCs w:val="22"/>
+        </w:rPr>
+        <w:t xml:space="preserve"> </w:t>
+      </w:r>
+      <w:bookmarkStart w:id="0" w:name="_GoBack"/>
+      <w:bookmarkEnd w:id="0"/>
+      <w:r>
+        <w:rPr>
+          <w:rFonts w:ascii="Times New Roman" w:hAnsi="Times New Roman"/>
+          <w:sz w:val="22"/>
+          <w:szCs w:val="22"/>
+          <w:highlight w:val="yellow"/>
+          <w:lang w:val="ru-RU"/>
+        </w:rPr>
+        <w:t>ВЕРСИЯ 2</w:t>
       </w:r>
     </w:p>
     <w:p>
@@ -52,12 +72,6 @@
         <w:gridCol w:w="9356"/>
       </w:tblGrid>
       <w:tr>
-        <w:tblPrEx>
-          <w:tblCellMar>
-            <w:top w:w="0" w:type="dxa"/>
-            <w:bottom w:w="0" w:type="dxa"/>
-          </w:tblCellMar>
-        </w:tblPrEx>
         <w:trPr>
           <w:cantSplit/>
         </w:trPr>
@@ -120,12 +134,6 @@
         <w:gridCol w:w="6946"/>
       </w:tblGrid>
       <w:tr>
-        <w:tblPrEx>
-          <w:tblCellMar>
-            <w:top w:w="0" w:type="dxa"/>
-            <w:bottom w:w="0" w:type="dxa"/>
-          </w:tblCellMar>
-        </w:tblPrEx>
         <w:tc>
           <w:tcPr>
             <w:tcW w:w="2410" w:type="dxa"/>
@@ -183,12 +191,6 @@
         </w:tc>
       </w:tr>
       <w:tr>
-        <w:tblPrEx>
-          <w:tblCellMar>
-            <w:top w:w="0" w:type="dxa"/>
-            <w:bottom w:w="0" w:type="dxa"/>
-          </w:tblCellMar>
-        </w:tblPrEx>
         <w:tc>
           <w:tcPr>
             <w:tcW w:w="2410" w:type="dxa"/>
@@ -246,12 +248,6 @@
         </w:tc>
       </w:tr>
       <w:tr>
-        <w:tblPrEx>
-          <w:tblCellMar>
-            <w:top w:w="0" w:type="dxa"/>
-            <w:bottom w:w="0" w:type="dxa"/>
-          </w:tblCellMar>
-        </w:tblPrEx>
         <w:tc>
           <w:tcPr>
             <w:tcW w:w="2410" w:type="dxa"/>
@@ -373,12 +369,6 @@
         <w:gridCol w:w="6237"/>
       </w:tblGrid>
       <w:tr>
-        <w:tblPrEx>
-          <w:tblCellMar>
-            <w:top w:w="0" w:type="dxa"/>
-            <w:bottom w:w="0" w:type="dxa"/>
-          </w:tblCellMar>
-        </w:tblPrEx>
         <w:trPr>
           <w:cantSplit/>
           <w:tblHeader/>
@@ -420,12 +410,6 @@
         </w:tc>
       </w:tr>
       <w:tr>
-        <w:tblPrEx>
-          <w:tblCellMar>
-            <w:top w:w="0" w:type="dxa"/>
-            <w:bottom w:w="0" w:type="dxa"/>
-          </w:tblCellMar>
-        </w:tblPrEx>
         <w:trPr>
           <w:tblHeader/>
         </w:trPr>
@@ -547,12 +531,6 @@
         </w:tc>
       </w:tr>
       <w:tr>
-        <w:tblPrEx>
-          <w:tblCellMar>
-            <w:top w:w="0" w:type="dxa"/>
-            <w:bottom w:w="0" w:type="dxa"/>
-          </w:tblCellMar>
-        </w:tblPrEx>
         <w:tc>
           <w:tcPr>
             <w:tcW w:w="1078" w:type="dxa"/>
@@ -692,12 +670,6 @@
         </w:tc>
       </w:tr>
       <w:tr>
-        <w:tblPrEx>
-          <w:tblCellMar>
-            <w:top w:w="0" w:type="dxa"/>
-            <w:bottom w:w="0" w:type="dxa"/>
-          </w:tblCellMar>
-        </w:tblPrEx>
         <w:tc>
           <w:tcPr>
             <w:tcW w:w="1078" w:type="dxa"/>
@@ -718,15 +690,6 @@
                 <w:lang w:val="ru-RU"/>
               </w:rPr>
             </w:pPr>
-            <w:r>
-              <w:rPr>
-                <w:rFonts w:ascii="Times New Roman" w:hAnsi="Times New Roman"/>
-                <w:sz w:val="22"/>
-                <w:szCs w:val="22"/>
-                <w:lang w:val="ru-RU"/>
-              </w:rPr>
-              <w:t>2.0</w:t>
-            </w:r>
           </w:p>
         </w:tc>
         <w:tc>
@@ -749,23 +712,6 @@
                 <w:szCs w:val="22"/>
               </w:rPr>
             </w:pPr>
-            <w:r>
-              <w:rPr>
-                <w:rFonts w:ascii="Times New Roman" w:hAnsi="Times New Roman"/>
-                <w:sz w:val="22"/>
-                <w:szCs w:val="22"/>
-                <w:lang w:val="ru-RU"/>
-              </w:rPr>
-              <w:t>30</w:t>
-            </w:r>
-            <w:r>
-              <w:rPr>
-                <w:rFonts w:ascii="Times New Roman" w:hAnsi="Times New Roman"/>
-                <w:sz w:val="22"/>
-                <w:szCs w:val="22"/>
-              </w:rPr>
-              <w:t>/09/2025</w:t>
-            </w:r>
           </w:p>
         </w:tc>
         <w:tc>
@@ -787,15 +733,6 @@
                 <w:lang w:val="ru-RU"/>
               </w:rPr>
             </w:pPr>
-            <w:r>
-              <w:rPr>
-                <w:rFonts w:ascii="Times New Roman" w:hAnsi="Times New Roman"/>
-                <w:sz w:val="22"/>
-                <w:szCs w:val="22"/>
-                <w:lang w:val="ru-RU"/>
-              </w:rPr>
-              <w:t>Вторая версия устава</w:t>
-            </w:r>
           </w:p>
         </w:tc>
       </w:tr>
@@ -945,10 +882,7 @@
         <w:t>.</w:t>
       </w:r>
     </w:p>
-    <w:p>
-      <w:bookmarkStart w:id="0" w:name="_GoBack"/>
-      <w:bookmarkEnd w:id="0"/>
-    </w:p>
+    <w:p/>
     <w:sectPr>
       <w:pgSz w:w="11906" w:h="16838"/>
       <w:pgMar w:top="1134" w:right="850" w:bottom="1134" w:left="1701" w:header="708" w:footer="708" w:gutter="0"/>
